--- a/Knowledge/3-Work knowledge/1-Software Engineering/2-Testing/5-My Source/1-ISTQB Foundation Level/5-Test Management/1-Phases of the Software Testing Life Cycle (STLC)/2-Requirement Analysis.docx
+++ b/Knowledge/3-Work knowledge/1-Software Engineering/2-Testing/5-My Source/1-ISTQB Foundation Level/5-Test Management/1-Phases of the Software Testing Life Cycle (STLC)/2-Requirement Analysis.docx
@@ -28,51 +28,77 @@
       </w:pPr>
       <w:r>
         <w:rPr>
-          <w:b/>
-          <w:shd w:val="clear" w:color="auto" w:fill="B7B7B7"/>
-        </w:rPr>
-        <w:t># Source</w:t>
-      </w:r>
-      <w:r>
-        <w:rPr>
-          <w:shd w:val="clear" w:color="auto" w:fill="B7B7B7"/>
-        </w:rPr>
-        <w:t xml:space="preserve">: </w:t>
-      </w:r>
-      <w:r>
-        <w:rPr>
-          <w:b/>
-          <w:shd w:val="clear" w:color="auto" w:fill="B7B7B7"/>
-        </w:rPr>
-        <w:t xml:space="preserve">Chatgpt </w:t>
-      </w:r>
-      <w:r>
-        <w:rPr>
-          <w:b/>
-          <w:sz w:val="14"/>
-          <w:szCs w:val="14"/>
-          <w:shd w:val="clear" w:color="auto" w:fill="B7B7B7"/>
-        </w:rPr>
-        <w:t>(GPT</w:t>
-      </w:r>
-      <w:r>
-        <w:rPr>
-          <w:rFonts w:ascii="Cambria Math" w:hAnsi="Cambria Math" w:cs="Cambria Math"/>
-          <w:b/>
-          <w:sz w:val="14"/>
-          <w:szCs w:val="14"/>
-          <w:shd w:val="clear" w:color="auto" w:fill="B7B7B7"/>
+          <w:rFonts w:ascii="Arial" w:eastAsia="Arial" w:hAnsi="Arial" w:cs="Arial"/>
+          <w:b/>
+          <w:color w:val="000000"/>
+          <w:sz w:val="18"/>
+          <w:highlight w:val="lightGray"/>
+        </w:rPr>
+        <w:t># Source: AI Source: Provided by: [Data Path</w:t>
+      </w:r>
+      <w:r>
+        <w:rPr>
+          <w:rFonts w:ascii="Arial" w:eastAsia="Arial" w:hAnsi="Arial" w:cs="Arial"/>
+          <w:color w:val="000000"/>
+          <w:sz w:val="18"/>
+          <w:highlight w:val="lightGray"/>
+        </w:rPr>
+        <w:t xml:space="preserve">: Persons Table -&gt; ID Column: 1, Name_En Column: Motasem Essam] -&gt; </w:t>
+      </w:r>
+      <w:r>
+        <w:rPr>
+          <w:rFonts w:ascii="Arial" w:eastAsia="Arial" w:hAnsi="Arial" w:cs="Arial"/>
+          <w:b/>
+          <w:color w:val="000000"/>
+          <w:sz w:val="18"/>
+          <w:highlight w:val="lightGray"/>
+        </w:rPr>
+        <w:t>From:</w:t>
+      </w:r>
+      <w:r>
+        <w:rPr>
+          <w:rFonts w:ascii="Arial" w:eastAsia="Arial" w:hAnsi="Arial" w:cs="Arial"/>
+          <w:color w:val="000000"/>
+          <w:sz w:val="18"/>
+          <w:highlight w:val="lightGray"/>
+        </w:rPr>
+        <w:t xml:space="preserve"> [Chatgpt (GPT</w:t>
+      </w:r>
+      <w:r>
+        <w:rPr>
+          <w:rFonts w:ascii="Arial" w:eastAsia="Arial" w:hAnsi="Arial" w:cs="Cambria Math"/>
+          <w:color w:val="000000"/>
+          <w:sz w:val="18"/>
+          <w:highlight w:val="lightGray"/>
         </w:rPr>
         <w:t>‑</w:t>
       </w:r>
       <w:r>
         <w:rPr>
-          <w:b/>
-          <w:sz w:val="14"/>
-          <w:szCs w:val="14"/>
-          <w:shd w:val="clear" w:color="auto" w:fill="B7B7B7"/>
-        </w:rPr>
-        <w:t>5 Mini) at [8/19/2025]</w:t>
+          <w:rFonts w:ascii="Arial" w:eastAsia="Arial" w:hAnsi="Arial" w:cs="Arial"/>
+          <w:color w:val="000000"/>
+          <w:sz w:val="18"/>
+          <w:highlight w:val="lightGray"/>
+        </w:rPr>
+        <w:t xml:space="preserve">5 Mini)] </w:t>
+      </w:r>
+      <w:r>
+        <w:rPr>
+          <w:rFonts w:ascii="Arial" w:eastAsia="Arial" w:hAnsi="Arial" w:cs="Arial"/>
+          <w:b/>
+          <w:color w:val="000000"/>
+          <w:sz w:val="18"/>
+          <w:highlight w:val="lightGray"/>
+        </w:rPr>
+        <w:t>on</w:t>
+      </w:r>
+      <w:r>
+        <w:rPr>
+          <w:rFonts w:ascii="Arial" w:eastAsia="Arial" w:hAnsi="Arial"/>
+          <w:sz w:val="18"/>
+          <w:highlight w:val="lightGray"/>
+        </w:rPr>
+        <w:t xml:space="preserve"> [8/19/2025]</w:t>
       </w:r>
     </w:p>
     <w:p>
@@ -151,7 +177,7 @@
     </w:p>
     <w:p>
       <w:r>
-        <w:pict w14:anchorId="5C388BA3">
+        <w:pict w14:anchorId="1C1215B9">
           <v:rect id="_x0000_i1025" style="width:0;height:1.5pt" o:hralign="center" o:hrstd="t" o:hr="t" fillcolor="#a0a0a0" stroked="f"/>
         </w:pict>
       </w:r>
@@ -175,51 +201,77 @@
       </w:pPr>
       <w:r>
         <w:rPr>
-          <w:b/>
-          <w:shd w:val="clear" w:color="auto" w:fill="B7B7B7"/>
-        </w:rPr>
-        <w:t># Source</w:t>
-      </w:r>
-      <w:r>
-        <w:rPr>
-          <w:shd w:val="clear" w:color="auto" w:fill="B7B7B7"/>
-        </w:rPr>
-        <w:t xml:space="preserve">: </w:t>
-      </w:r>
-      <w:r>
-        <w:rPr>
-          <w:b/>
-          <w:shd w:val="clear" w:color="auto" w:fill="B7B7B7"/>
-        </w:rPr>
-        <w:t xml:space="preserve">Chatgpt </w:t>
-      </w:r>
-      <w:r>
-        <w:rPr>
-          <w:b/>
-          <w:sz w:val="14"/>
-          <w:szCs w:val="14"/>
-          <w:shd w:val="clear" w:color="auto" w:fill="B7B7B7"/>
-        </w:rPr>
-        <w:t>(GPT</w:t>
-      </w:r>
-      <w:r>
-        <w:rPr>
-          <w:rFonts w:ascii="Cambria Math" w:hAnsi="Cambria Math" w:cs="Cambria Math"/>
-          <w:b/>
-          <w:sz w:val="14"/>
-          <w:szCs w:val="14"/>
-          <w:shd w:val="clear" w:color="auto" w:fill="B7B7B7"/>
+          <w:rFonts w:ascii="Arial" w:eastAsia="Arial" w:hAnsi="Arial" w:cs="Arial"/>
+          <w:b/>
+          <w:color w:val="000000"/>
+          <w:sz w:val="18"/>
+          <w:highlight w:val="lightGray"/>
+        </w:rPr>
+        <w:t># Source: AI Source: Provided by: [Data Path</w:t>
+      </w:r>
+      <w:r>
+        <w:rPr>
+          <w:rFonts w:ascii="Arial" w:eastAsia="Arial" w:hAnsi="Arial" w:cs="Arial"/>
+          <w:color w:val="000000"/>
+          <w:sz w:val="18"/>
+          <w:highlight w:val="lightGray"/>
+        </w:rPr>
+        <w:t xml:space="preserve">: Persons Table -&gt; ID Column: 1, Name_En Column: Motasem Essam] -&gt; </w:t>
+      </w:r>
+      <w:r>
+        <w:rPr>
+          <w:rFonts w:ascii="Arial" w:eastAsia="Arial" w:hAnsi="Arial" w:cs="Arial"/>
+          <w:b/>
+          <w:color w:val="000000"/>
+          <w:sz w:val="18"/>
+          <w:highlight w:val="lightGray"/>
+        </w:rPr>
+        <w:t>From:</w:t>
+      </w:r>
+      <w:r>
+        <w:rPr>
+          <w:rFonts w:ascii="Arial" w:eastAsia="Arial" w:hAnsi="Arial" w:cs="Arial"/>
+          <w:color w:val="000000"/>
+          <w:sz w:val="18"/>
+          <w:highlight w:val="lightGray"/>
+        </w:rPr>
+        <w:t xml:space="preserve"> [Chatgpt (GPT</w:t>
+      </w:r>
+      <w:r>
+        <w:rPr>
+          <w:rFonts w:ascii="Arial" w:eastAsia="Arial" w:hAnsi="Arial" w:cs="Cambria Math"/>
+          <w:color w:val="000000"/>
+          <w:sz w:val="18"/>
+          <w:highlight w:val="lightGray"/>
         </w:rPr>
         <w:t>‑</w:t>
       </w:r>
       <w:r>
         <w:rPr>
-          <w:b/>
-          <w:sz w:val="14"/>
-          <w:szCs w:val="14"/>
-          <w:shd w:val="clear" w:color="auto" w:fill="B7B7B7"/>
-        </w:rPr>
-        <w:t>5 Mini) at [8/19/2025]</w:t>
+          <w:rFonts w:ascii="Arial" w:eastAsia="Arial" w:hAnsi="Arial" w:cs="Arial"/>
+          <w:color w:val="000000"/>
+          <w:sz w:val="18"/>
+          <w:highlight w:val="lightGray"/>
+        </w:rPr>
+        <w:t xml:space="preserve">5 Mini)] </w:t>
+      </w:r>
+      <w:r>
+        <w:rPr>
+          <w:rFonts w:ascii="Arial" w:eastAsia="Arial" w:hAnsi="Arial" w:cs="Arial"/>
+          <w:b/>
+          <w:color w:val="000000"/>
+          <w:sz w:val="18"/>
+          <w:highlight w:val="lightGray"/>
+        </w:rPr>
+        <w:t>on</w:t>
+      </w:r>
+      <w:r>
+        <w:rPr>
+          <w:rFonts w:ascii="Arial" w:eastAsia="Arial" w:hAnsi="Arial"/>
+          <w:sz w:val="18"/>
+          <w:highlight w:val="lightGray"/>
+        </w:rPr>
+        <w:t xml:space="preserve"> [8/19/2025]</w:t>
       </w:r>
     </w:p>
     <w:p>
@@ -228,7 +280,7 @@
           <w:ilvl w:val="0"/>
           <w:numId w:val="3"/>
         </w:numPr>
-        <w:spacing w:before="240"/>
+        <w:spacing w:before="240" w:after="0" w:line="276" w:lineRule="auto"/>
       </w:pPr>
       <w:r>
         <w:rPr>
@@ -256,6 +308,7 @@
           <w:ilvl w:val="0"/>
           <w:numId w:val="3"/>
         </w:numPr>
+        <w:spacing w:after="0" w:line="276" w:lineRule="auto"/>
       </w:pPr>
       <w:r>
         <w:rPr>
@@ -283,6 +336,7 @@
           <w:ilvl w:val="0"/>
           <w:numId w:val="3"/>
         </w:numPr>
+        <w:spacing w:after="0" w:line="276" w:lineRule="auto"/>
       </w:pPr>
       <w:r>
         <w:rPr>
@@ -310,6 +364,7 @@
           <w:ilvl w:val="0"/>
           <w:numId w:val="3"/>
         </w:numPr>
+        <w:spacing w:after="0" w:line="276" w:lineRule="auto"/>
       </w:pPr>
       <w:r>
         <w:rPr>
@@ -337,6 +392,7 @@
           <w:ilvl w:val="0"/>
           <w:numId w:val="3"/>
         </w:numPr>
+        <w:spacing w:after="0" w:line="276" w:lineRule="auto"/>
       </w:pPr>
       <w:r>
         <w:rPr>
@@ -364,7 +420,7 @@
           <w:ilvl w:val="0"/>
           <w:numId w:val="3"/>
         </w:numPr>
-        <w:spacing w:after="240"/>
+        <w:spacing w:after="240" w:line="276" w:lineRule="auto"/>
       </w:pPr>
       <w:r>
         <w:rPr>
@@ -388,7 +444,7 @@
     </w:p>
     <w:p>
       <w:r>
-        <w:pict w14:anchorId="0051DAAA">
+        <w:pict w14:anchorId="7CD80A28">
           <v:rect id="_x0000_i1026" style="width:0;height:1.5pt" o:hralign="center" o:hrstd="t" o:hr="t" fillcolor="#a0a0a0" stroked="f"/>
         </w:pict>
       </w:r>
@@ -403,7 +459,6 @@
       <w:bookmarkStart w:id="3" w:name="_841reovi7sav" w:colFirst="0" w:colLast="0"/>
       <w:bookmarkEnd w:id="3"/>
       <w:r>
-        <w:lastRenderedPageBreak/>
         <w:t>📌 Example:</w:t>
       </w:r>
     </w:p>
@@ -413,51 +468,77 @@
       </w:pPr>
       <w:r>
         <w:rPr>
-          <w:b/>
-          <w:shd w:val="clear" w:color="auto" w:fill="B7B7B7"/>
-        </w:rPr>
-        <w:t># Source</w:t>
-      </w:r>
-      <w:r>
-        <w:rPr>
-          <w:shd w:val="clear" w:color="auto" w:fill="B7B7B7"/>
-        </w:rPr>
-        <w:t xml:space="preserve">: </w:t>
-      </w:r>
-      <w:r>
-        <w:rPr>
-          <w:b/>
-          <w:shd w:val="clear" w:color="auto" w:fill="B7B7B7"/>
-        </w:rPr>
-        <w:t xml:space="preserve">Chatgpt </w:t>
-      </w:r>
-      <w:r>
-        <w:rPr>
-          <w:b/>
-          <w:sz w:val="14"/>
-          <w:szCs w:val="14"/>
-          <w:shd w:val="clear" w:color="auto" w:fill="B7B7B7"/>
-        </w:rPr>
-        <w:t>(GPT</w:t>
-      </w:r>
-      <w:r>
-        <w:rPr>
-          <w:rFonts w:ascii="Cambria Math" w:hAnsi="Cambria Math" w:cs="Cambria Math"/>
-          <w:b/>
-          <w:sz w:val="14"/>
-          <w:szCs w:val="14"/>
-          <w:shd w:val="clear" w:color="auto" w:fill="B7B7B7"/>
+          <w:rFonts w:ascii="Arial" w:eastAsia="Arial" w:hAnsi="Arial" w:cs="Arial"/>
+          <w:b/>
+          <w:color w:val="000000"/>
+          <w:sz w:val="18"/>
+          <w:highlight w:val="lightGray"/>
+        </w:rPr>
+        <w:t># Source: AI Source: Provided by: [Data Path</w:t>
+      </w:r>
+      <w:r>
+        <w:rPr>
+          <w:rFonts w:ascii="Arial" w:eastAsia="Arial" w:hAnsi="Arial" w:cs="Arial"/>
+          <w:color w:val="000000"/>
+          <w:sz w:val="18"/>
+          <w:highlight w:val="lightGray"/>
+        </w:rPr>
+        <w:t xml:space="preserve">: Persons Table -&gt; ID Column: 1, Name_En Column: Motasem Essam] -&gt; </w:t>
+      </w:r>
+      <w:r>
+        <w:rPr>
+          <w:rFonts w:ascii="Arial" w:eastAsia="Arial" w:hAnsi="Arial" w:cs="Arial"/>
+          <w:b/>
+          <w:color w:val="000000"/>
+          <w:sz w:val="18"/>
+          <w:highlight w:val="lightGray"/>
+        </w:rPr>
+        <w:t>From:</w:t>
+      </w:r>
+      <w:r>
+        <w:rPr>
+          <w:rFonts w:ascii="Arial" w:eastAsia="Arial" w:hAnsi="Arial" w:cs="Arial"/>
+          <w:color w:val="000000"/>
+          <w:sz w:val="18"/>
+          <w:highlight w:val="lightGray"/>
+        </w:rPr>
+        <w:t xml:space="preserve"> [Chatgpt (GPT</w:t>
+      </w:r>
+      <w:r>
+        <w:rPr>
+          <w:rFonts w:ascii="Arial" w:eastAsia="Arial" w:hAnsi="Arial" w:cs="Cambria Math"/>
+          <w:color w:val="000000"/>
+          <w:sz w:val="18"/>
+          <w:highlight w:val="lightGray"/>
         </w:rPr>
         <w:t>‑</w:t>
       </w:r>
       <w:r>
         <w:rPr>
-          <w:b/>
-          <w:sz w:val="14"/>
-          <w:szCs w:val="14"/>
-          <w:shd w:val="clear" w:color="auto" w:fill="B7B7B7"/>
-        </w:rPr>
-        <w:t>5 Mini) at [8/19/2025]</w:t>
+          <w:rFonts w:ascii="Arial" w:eastAsia="Arial" w:hAnsi="Arial" w:cs="Arial"/>
+          <w:color w:val="000000"/>
+          <w:sz w:val="18"/>
+          <w:highlight w:val="lightGray"/>
+        </w:rPr>
+        <w:t xml:space="preserve">5 Mini)] </w:t>
+      </w:r>
+      <w:r>
+        <w:rPr>
+          <w:rFonts w:ascii="Arial" w:eastAsia="Arial" w:hAnsi="Arial" w:cs="Arial"/>
+          <w:b/>
+          <w:color w:val="000000"/>
+          <w:sz w:val="18"/>
+          <w:highlight w:val="lightGray"/>
+        </w:rPr>
+        <w:t>on</w:t>
+      </w:r>
+      <w:r>
+        <w:rPr>
+          <w:rFonts w:ascii="Arial" w:eastAsia="Arial" w:hAnsi="Arial"/>
+          <w:sz w:val="18"/>
+          <w:highlight w:val="lightGray"/>
+        </w:rPr>
+        <w:t xml:space="preserve"> [8/19/2025]</w:t>
       </w:r>
     </w:p>
     <w:p>
@@ -488,7 +569,7 @@
           <w:ilvl w:val="0"/>
           <w:numId w:val="2"/>
         </w:numPr>
-        <w:spacing w:before="240"/>
+        <w:spacing w:before="240" w:after="0" w:line="276" w:lineRule="auto"/>
       </w:pPr>
       <w:r>
         <w:rPr>
@@ -522,6 +603,7 @@
           <w:ilvl w:val="1"/>
           <w:numId w:val="2"/>
         </w:numPr>
+        <w:spacing w:after="0" w:line="276" w:lineRule="auto"/>
         <w:rPr>
           <w:rFonts w:ascii="Roboto Mono" w:eastAsia="Roboto Mono" w:hAnsi="Roboto Mono" w:cs="Roboto Mono"/>
         </w:rPr>
@@ -545,6 +627,7 @@
           <w:ilvl w:val="1"/>
           <w:numId w:val="2"/>
         </w:numPr>
+        <w:spacing w:after="0" w:line="276" w:lineRule="auto"/>
         <w:rPr>
           <w:rFonts w:ascii="Roboto Mono" w:eastAsia="Roboto Mono" w:hAnsi="Roboto Mono" w:cs="Roboto Mono"/>
         </w:rPr>
@@ -568,6 +651,7 @@
           <w:ilvl w:val="1"/>
           <w:numId w:val="2"/>
         </w:numPr>
+        <w:spacing w:after="0" w:line="276" w:lineRule="auto"/>
         <w:rPr>
           <w:rFonts w:ascii="Roboto Mono" w:eastAsia="Roboto Mono" w:hAnsi="Roboto Mono" w:cs="Roboto Mono"/>
         </w:rPr>
@@ -591,7 +675,7 @@
           <w:ilvl w:val="1"/>
           <w:numId w:val="2"/>
         </w:numPr>
-        <w:spacing w:after="240"/>
+        <w:spacing w:after="240" w:line="276" w:lineRule="auto"/>
         <w:rPr>
           <w:rFonts w:ascii="Roboto Mono" w:eastAsia="Roboto Mono" w:hAnsi="Roboto Mono" w:cs="Roboto Mono"/>
         </w:rPr>
@@ -638,7 +722,7 @@
     </w:p>
     <w:p>
       <w:r>
-        <w:pict w14:anchorId="5F3E5531">
+        <w:pict w14:anchorId="070AAA54">
           <v:rect id="_x0000_i1027" style="width:0;height:1.5pt" o:hralign="center" o:hrstd="t" o:hr="t" fillcolor="#a0a0a0" stroked="f"/>
         </w:pict>
       </w:r>
@@ -671,7 +755,7 @@
           <w:ilvl w:val="0"/>
           <w:numId w:val="1"/>
         </w:numPr>
-        <w:spacing w:before="240"/>
+        <w:spacing w:before="240" w:after="0" w:line="276" w:lineRule="auto"/>
       </w:pPr>
       <w:r>
         <w:rPr>
@@ -712,7 +796,7 @@
           <w:ilvl w:val="0"/>
           <w:numId w:val="1"/>
         </w:numPr>
-        <w:spacing w:after="240"/>
+        <w:spacing w:after="240" w:line="276" w:lineRule="auto"/>
       </w:pPr>
       <w:r>
         <w:rPr>
@@ -749,18 +833,19 @@
     </w:p>
     <w:p>
       <w:r>
-        <w:pict w14:anchorId="755723CC">
+        <w:pict w14:anchorId="3F350D7E">
           <v:rect id="_x0000_i1028" style="width:0;height:1.5pt" o:hralign="center" o:hrstd="t" o:hr="t" fillcolor="#a0a0a0" stroked="f"/>
         </w:pict>
       </w:r>
     </w:p>
+    <w:p/>
     <w:p/>
     <w:p/>
     <w:sectPr>
       <w:pgSz w:w="12240" w:h="15840"/>
       <w:pgMar w:top="1440" w:right="1440" w:bottom="1440" w:left="1440" w:header="720" w:footer="720" w:gutter="0"/>
-      <w:pgNumType w:start="1"/>
       <w:cols w:space="720"/>
+      <w:docGrid w:linePitch="360"/>
     </w:sectPr>
   </w:body>
 </w:document>
@@ -1519,18 +1604,6 @@
   <w:style w:type="paragraph" w:default="1" w:styleId="Normal">
     <w:name w:val="Normal"/>
     <w:qFormat/>
-    <w:rsid w:val="005E63CC"/>
-    <w:pPr>
-      <w:spacing w:after="0" w:line="276" w:lineRule="auto"/>
-    </w:pPr>
-    <w:rPr>
-      <w:rFonts w:ascii="Arial" w:eastAsia="Arial" w:hAnsi="Arial" w:cs="Arial"/>
-      <w:kern w:val="0"/>
-      <w:sz w:val="22"/>
-      <w:szCs w:val="22"/>
-      <w:lang w:val="en"/>
-      <w14:ligatures w14:val="none"/>
-    </w:rPr>
   </w:style>
   <w:style w:type="paragraph" w:styleId="Heading1">
     <w:name w:val="heading 1"/>
@@ -1539,7 +1612,7 @@
     <w:link w:val="Heading1Char"/>
     <w:uiPriority w:val="9"/>
     <w:qFormat/>
-    <w:rsid w:val="00466818"/>
+    <w:rsid w:val="00AA07F3"/>
     <w:pPr>
       <w:keepNext/>
       <w:keepLines/>
@@ -1561,7 +1634,7 @@
     <w:uiPriority w:val="9"/>
     <w:unhideWhenUsed/>
     <w:qFormat/>
-    <w:rsid w:val="00466818"/>
+    <w:rsid w:val="00AA07F3"/>
     <w:pPr>
       <w:keepNext/>
       <w:keepLines/>
@@ -1584,7 +1657,7 @@
     <w:semiHidden/>
     <w:unhideWhenUsed/>
     <w:qFormat/>
-    <w:rsid w:val="00466818"/>
+    <w:rsid w:val="00AA07F3"/>
     <w:pPr>
       <w:keepNext/>
       <w:keepLines/>
@@ -1607,7 +1680,7 @@
     <w:semiHidden/>
     <w:unhideWhenUsed/>
     <w:qFormat/>
-    <w:rsid w:val="00466818"/>
+    <w:rsid w:val="00AA07F3"/>
     <w:pPr>
       <w:keepNext/>
       <w:keepLines/>
@@ -1630,7 +1703,7 @@
     <w:semiHidden/>
     <w:unhideWhenUsed/>
     <w:qFormat/>
-    <w:rsid w:val="00466818"/>
+    <w:rsid w:val="00AA07F3"/>
     <w:pPr>
       <w:keepNext/>
       <w:keepLines/>
@@ -1651,11 +1724,11 @@
     <w:semiHidden/>
     <w:unhideWhenUsed/>
     <w:qFormat/>
-    <w:rsid w:val="00466818"/>
+    <w:rsid w:val="00AA07F3"/>
     <w:pPr>
       <w:keepNext/>
       <w:keepLines/>
-      <w:spacing w:before="40"/>
+      <w:spacing w:before="40" w:after="0"/>
       <w:outlineLvl w:val="5"/>
     </w:pPr>
     <w:rPr>
@@ -1674,11 +1747,11 @@
     <w:semiHidden/>
     <w:unhideWhenUsed/>
     <w:qFormat/>
-    <w:rsid w:val="00466818"/>
+    <w:rsid w:val="00AA07F3"/>
     <w:pPr>
       <w:keepNext/>
       <w:keepLines/>
-      <w:spacing w:before="40"/>
+      <w:spacing w:before="40" w:after="0"/>
       <w:outlineLvl w:val="6"/>
     </w:pPr>
     <w:rPr>
@@ -1695,10 +1768,11 @@
     <w:semiHidden/>
     <w:unhideWhenUsed/>
     <w:qFormat/>
-    <w:rsid w:val="00466818"/>
+    <w:rsid w:val="00AA07F3"/>
     <w:pPr>
       <w:keepNext/>
       <w:keepLines/>
+      <w:spacing w:after="0"/>
       <w:outlineLvl w:val="7"/>
     </w:pPr>
     <w:rPr>
@@ -1717,10 +1791,11 @@
     <w:semiHidden/>
     <w:unhideWhenUsed/>
     <w:qFormat/>
-    <w:rsid w:val="00466818"/>
+    <w:rsid w:val="00AA07F3"/>
     <w:pPr>
       <w:keepNext/>
       <w:keepLines/>
+      <w:spacing w:after="0"/>
       <w:outlineLvl w:val="8"/>
     </w:pPr>
     <w:rPr>
@@ -1760,7 +1835,7 @@
     <w:basedOn w:val="DefaultParagraphFont"/>
     <w:link w:val="Heading1"/>
     <w:uiPriority w:val="9"/>
-    <w:rsid w:val="00466818"/>
+    <w:rsid w:val="00AA07F3"/>
     <w:rPr>
       <w:rFonts w:asciiTheme="majorHAnsi" w:eastAsiaTheme="majorEastAsia" w:hAnsiTheme="majorHAnsi" w:cstheme="majorBidi"/>
       <w:color w:val="2F5496" w:themeColor="accent1" w:themeShade="BF"/>
@@ -1773,7 +1848,7 @@
     <w:basedOn w:val="DefaultParagraphFont"/>
     <w:link w:val="Heading2"/>
     <w:uiPriority w:val="9"/>
-    <w:rsid w:val="00466818"/>
+    <w:rsid w:val="00AA07F3"/>
     <w:rPr>
       <w:rFonts w:asciiTheme="majorHAnsi" w:eastAsiaTheme="majorEastAsia" w:hAnsiTheme="majorHAnsi" w:cstheme="majorBidi"/>
       <w:color w:val="2F5496" w:themeColor="accent1" w:themeShade="BF"/>
@@ -1787,7 +1862,7 @@
     <w:link w:val="Heading3"/>
     <w:uiPriority w:val="9"/>
     <w:semiHidden/>
-    <w:rsid w:val="00466818"/>
+    <w:rsid w:val="00AA07F3"/>
     <w:rPr>
       <w:rFonts w:eastAsiaTheme="majorEastAsia" w:cstheme="majorBidi"/>
       <w:color w:val="2F5496" w:themeColor="accent1" w:themeShade="BF"/>
@@ -1801,7 +1876,7 @@
     <w:link w:val="Heading4"/>
     <w:uiPriority w:val="9"/>
     <w:semiHidden/>
-    <w:rsid w:val="00466818"/>
+    <w:rsid w:val="00AA07F3"/>
     <w:rPr>
       <w:rFonts w:eastAsiaTheme="majorEastAsia" w:cstheme="majorBidi"/>
       <w:i/>
@@ -1815,7 +1890,7 @@
     <w:link w:val="Heading5"/>
     <w:uiPriority w:val="9"/>
     <w:semiHidden/>
-    <w:rsid w:val="00466818"/>
+    <w:rsid w:val="00AA07F3"/>
     <w:rPr>
       <w:rFonts w:eastAsiaTheme="majorEastAsia" w:cstheme="majorBidi"/>
       <w:color w:val="2F5496" w:themeColor="accent1" w:themeShade="BF"/>
@@ -1827,7 +1902,7 @@
     <w:link w:val="Heading6"/>
     <w:uiPriority w:val="9"/>
     <w:semiHidden/>
-    <w:rsid w:val="00466818"/>
+    <w:rsid w:val="00AA07F3"/>
     <w:rPr>
       <w:rFonts w:eastAsiaTheme="majorEastAsia" w:cstheme="majorBidi"/>
       <w:i/>
@@ -1841,7 +1916,7 @@
     <w:link w:val="Heading7"/>
     <w:uiPriority w:val="9"/>
     <w:semiHidden/>
-    <w:rsid w:val="00466818"/>
+    <w:rsid w:val="00AA07F3"/>
     <w:rPr>
       <w:rFonts w:eastAsiaTheme="majorEastAsia" w:cstheme="majorBidi"/>
       <w:color w:val="595959" w:themeColor="text1" w:themeTint="A6"/>
@@ -1853,7 +1928,7 @@
     <w:link w:val="Heading8"/>
     <w:uiPriority w:val="9"/>
     <w:semiHidden/>
-    <w:rsid w:val="00466818"/>
+    <w:rsid w:val="00AA07F3"/>
     <w:rPr>
       <w:rFonts w:eastAsiaTheme="majorEastAsia" w:cstheme="majorBidi"/>
       <w:i/>
@@ -1867,7 +1942,7 @@
     <w:link w:val="Heading9"/>
     <w:uiPriority w:val="9"/>
     <w:semiHidden/>
-    <w:rsid w:val="00466818"/>
+    <w:rsid w:val="00AA07F3"/>
     <w:rPr>
       <w:rFonts w:eastAsiaTheme="majorEastAsia" w:cstheme="majorBidi"/>
       <w:color w:val="272727" w:themeColor="text1" w:themeTint="D8"/>
@@ -1880,7 +1955,7 @@
     <w:link w:val="TitleChar"/>
     <w:uiPriority w:val="10"/>
     <w:qFormat/>
-    <w:rsid w:val="00466818"/>
+    <w:rsid w:val="00AA07F3"/>
     <w:pPr>
       <w:spacing w:after="80" w:line="240" w:lineRule="auto"/>
       <w:contextualSpacing/>
@@ -1898,7 +1973,7 @@
     <w:basedOn w:val="DefaultParagraphFont"/>
     <w:link w:val="Title"/>
     <w:uiPriority w:val="10"/>
-    <w:rsid w:val="00466818"/>
+    <w:rsid w:val="00AA07F3"/>
     <w:rPr>
       <w:rFonts w:asciiTheme="majorHAnsi" w:eastAsiaTheme="majorEastAsia" w:hAnsiTheme="majorHAnsi" w:cstheme="majorBidi"/>
       <w:spacing w:val="-10"/>
@@ -1914,7 +1989,7 @@
     <w:link w:val="SubtitleChar"/>
     <w:uiPriority w:val="11"/>
     <w:qFormat/>
-    <w:rsid w:val="00466818"/>
+    <w:rsid w:val="00AA07F3"/>
     <w:pPr>
       <w:numPr>
         <w:ilvl w:val="1"/>
@@ -1933,7 +2008,7 @@
     <w:basedOn w:val="DefaultParagraphFont"/>
     <w:link w:val="Subtitle"/>
     <w:uiPriority w:val="11"/>
-    <w:rsid w:val="00466818"/>
+    <w:rsid w:val="00AA07F3"/>
     <w:rPr>
       <w:rFonts w:eastAsiaTheme="majorEastAsia" w:cstheme="majorBidi"/>
       <w:color w:val="595959" w:themeColor="text1" w:themeTint="A6"/>
@@ -1949,7 +2024,7 @@
     <w:link w:val="QuoteChar"/>
     <w:uiPriority w:val="29"/>
     <w:qFormat/>
-    <w:rsid w:val="00466818"/>
+    <w:rsid w:val="00AA07F3"/>
     <w:pPr>
       <w:spacing w:before="160"/>
       <w:jc w:val="center"/>
@@ -1965,7 +2040,7 @@
     <w:basedOn w:val="DefaultParagraphFont"/>
     <w:link w:val="Quote"/>
     <w:uiPriority w:val="29"/>
-    <w:rsid w:val="00466818"/>
+    <w:rsid w:val="00AA07F3"/>
     <w:rPr>
       <w:i/>
       <w:iCs/>
@@ -1977,7 +2052,7 @@
     <w:basedOn w:val="Normal"/>
     <w:uiPriority w:val="34"/>
     <w:qFormat/>
-    <w:rsid w:val="00466818"/>
+    <w:rsid w:val="00AA07F3"/>
     <w:pPr>
       <w:ind w:left="720"/>
       <w:contextualSpacing/>
@@ -1988,7 +2063,7 @@
     <w:basedOn w:val="DefaultParagraphFont"/>
     <w:uiPriority w:val="21"/>
     <w:qFormat/>
-    <w:rsid w:val="00466818"/>
+    <w:rsid w:val="00AA07F3"/>
     <w:rPr>
       <w:i/>
       <w:iCs/>
@@ -2002,7 +2077,7 @@
     <w:link w:val="IntenseQuoteChar"/>
     <w:uiPriority w:val="30"/>
     <w:qFormat/>
-    <w:rsid w:val="00466818"/>
+    <w:rsid w:val="00AA07F3"/>
     <w:pPr>
       <w:pBdr>
         <w:top w:val="single" w:sz="4" w:space="10" w:color="2F5496" w:themeColor="accent1" w:themeShade="BF"/>
@@ -2023,7 +2098,7 @@
     <w:basedOn w:val="DefaultParagraphFont"/>
     <w:link w:val="IntenseQuote"/>
     <w:uiPriority w:val="30"/>
-    <w:rsid w:val="00466818"/>
+    <w:rsid w:val="00AA07F3"/>
     <w:rPr>
       <w:i/>
       <w:iCs/>
@@ -2035,7 +2110,7 @@
     <w:basedOn w:val="DefaultParagraphFont"/>
     <w:uiPriority w:val="32"/>
     <w:qFormat/>
-    <w:rsid w:val="00466818"/>
+    <w:rsid w:val="00AA07F3"/>
     <w:rPr>
       <w:b/>
       <w:bCs/>
